--- a/07-SingletonPattern/API 3 - 006 - Singleton Pattern (uitgewerkt).docx
+++ b/07-SingletonPattern/API 3 - 006 - Singleton Pattern (uitgewerkt).docx
@@ -514,17 +514,7 @@
     </w:p>
     <w:p>
       <w:r>
-        <w:t>De ChocolateBoiler is een Singleton gemaakt in drie stappen: (1) de constructor is private, zodat niemand meer new ChocolateBoiler() kan doen; (2) een private static variabele uniqueInstance bevat de enige instantie; (3) de static method GetInstance() geeft die instantie terug.</w:t>
-      </w:r>
-    </w:p>
-    <w:p>
-      <w:r>
-        <w:t>Gebruik: ChocolateBoiler boiler = ChocolateBoiler.GetInstance(); Twee keer GetInstance() aanroepen geeft hetzelfde object terug.</w:t>
-      </w:r>
-    </w:p>
-    <w:p>
-      <w:r>
-        <w:t>Code: 07-SingletonPattern/SingletonPattern/ChocolateBoiler.cs in mijn GitHub-repository.</w:t>
+        <w:t>De constructor is private gemaakt, er is een private static variabele uniqueInstance en met de static methode GetInstance() krijg je altijd dezelfde ChocolateBoiler terug. Code staat in 07-SingletonPattern op GitHub.</w:t>
       </w:r>
     </w:p>
     <w:p>
@@ -763,7 +753,7 @@
               <w:cnfStyle w:val="000000100000" w:firstRow="0" w:lastRow="0" w:firstColumn="0" w:lastColumn="0" w:oddVBand="0" w:evenVBand="0" w:oddHBand="1" w:evenHBand="0" w:firstRowFirstColumn="0" w:firstRowLastColumn="0" w:lastRowFirstColumn="0" w:lastRowLastColumn="0"/>
             </w:pPr>
             <w:r>
-              <w:t>Werkt altijd en is maar één regel extra ([MethodImpl(MethodImplOptions.Synchronized)]), dus makkelijk te begrijpen. Performance: de lock is alleen bij de eerste aanroep nodig, maar elke aanroep moet erop wachten. Bij veel threads die vaak GetInstance() aanroepen wordt het programma trager. Maintainability: het attribuut lockt op typeof(ChocolateBoiler); andere code kan op hetzelfde object locken, wat deadlocks kan geven die je niet aan de code ziet. Toepasbaar als GetInstance() weinig wordt aangeroepen en performance niet belangrijk is.</w:t>
+              <w:t>Werkt wel, maar elke keer dat GetInstance() wordt aangeroepen moet er gewacht worden op de lock, ook als de boiler al bestaat. Dat is slecht voor de performance als het vaak wordt aangeroepen. Wel makkelijk want het is maar 1 regel extra.</w:t>
             </w:r>
           </w:p>
         </w:tc>
@@ -819,7 +809,7 @@
               <w:cnfStyle w:val="000000000000" w:firstRow="0" w:lastRow="0" w:firstColumn="0" w:lastColumn="0" w:oddVBand="0" w:evenVBand="0" w:oddHBand="0" w:evenHBand="0" w:firstRowFirstColumn="0" w:firstRowLastColumn="0" w:lastRowFirstColumn="0" w:lastRowLastColumn="0"/>
             </w:pPr>
             <w:r>
-              <w:t>De instantie wordt direct aangemaakt in een static readonly veld; de CLR voert dat precies één keer en thread-safe uit. Performance: GetInstance() geeft alleen de instantie terug, zonder if en zonder lock, dus dit is het snelst. Maintainability: de minste en simpelste code. Nadeel: het object wordt altijd gemaakt, ook als het niet gebruikt wordt. Dat is een probleem als de constructor zwaar is of gegevens nodig heeft die pas later bekend zijn. Toepasbaar als het object goedkoop is en toch altijd nodig is, zoals de ChocolateBoiler. Dit heb ik gekozen.</w:t>
+              <w:t>De instantie wordt meteen aangemaakt als de class geladen wordt, C# zorgt dat dit maar 1 keer gebeurt. Snelste oplossing en weinig code dus goed te onderhouden. Nadeel is dat het object altijd gemaakt wordt ook als je het niet gebruikt.</w:t>
             </w:r>
           </w:p>
         </w:tc>
@@ -883,7 +873,7 @@
               <w:cnfStyle w:val="000000100000" w:firstRow="0" w:lastRow="0" w:firstColumn="0" w:lastColumn="0" w:oddVBand="0" w:evenVBand="0" w:oddHBand="1" w:evenHBand="0" w:firstRowFirstColumn="0" w:firstRowLastColumn="0" w:lastRowFirstColumn="0" w:lastRowLastColumn="0"/>
             </w:pPr>
             <w:r>
-              <w:t>Eerst een check zonder lock; alleen als de instantie nog niet bestaat wordt er gelockt en opnieuw gecheckt. Performance: alleen de eerste aanroep(en) gebruiken de lock, daarna bijna net zo snel als eager, en het object wordt pas gemaakt als het nodig is (lazy). Maintainability: de moeilijkste code en snel fout: zonder volatile kan een thread een half aangemaakt object zien, en lock(uniqueInstance) van de slide geeft een ArgumentNullException omdat uniqueInstance dan nog null is (je moet op een apart object locken). Toepasbaar als het object zwaar is om te maken en GetInstance() vaak wordt aangeroepen. In C# doet Lazy&lt;T&gt; hetzelfde zonder zelf locks te schrijven.</w:t>
+              <w:t>Er wordt alleen gelockt als de instantie nog null is, dus daarna is het snel. Maar de code is ingewikkelder en je kan makkelijk iets vergeten (bijvoorbeeld volatile), dat is slechter voor maintainability. Handig als het object zwaar is om te maken.</w:t>
             </w:r>
           </w:p>
         </w:tc>
@@ -891,17 +881,7 @@
     </w:tbl>
     <w:p>
       <w:r>
-        <w:t>Mijn keuze voor de ChocolateBoiler: eager instantiation. De boiler is goedkoop om te maken en de fabriek heeft hem altijd nodig, dus het nadeel van eager speelt hier geen rol. Het is de snelste en de simpelste oplossing, dus het beste voor performance én maintainability.</w:t>
-      </w:r>
-    </w:p>
-    <w:p>
-      <w:r>
-        <w:t>Extra: een Singleton zorgt alleen dat er één boiler is. Twee threads kunnen nog steeds tegelijk fill() aanroepen en allebei empty == true zien. Daarom gebeurt in fill(), boil() en drain() de check en de wijziging samen binnen een lock.</w:t>
-      </w:r>
-    </w:p>
-    <w:p>
-      <w:r>
-        <w:t>In Program.cs starten 20 threads tegelijk GetInstance(): zonder bescherming komen er meerdere instanties uit, met elk van de drie oplossingen precies één. Ook wordt de snelheid van de drie oplossingen vergeleken.</w:t>
+        <w:t>Ik heb gekozen voor eager instantiation omdat de ChocolateBoiler toch altijd nodig is en niet zwaar is om te maken. Ook heb ik een lock in fill, boil en drain gezet zodat 2 threads niet tegelijk de boiler kunnen vullen.</w:t>
       </w:r>
     </w:p>
     <w:sectPr>
